--- a/server/test_data/documents/03_Ticket_Sponsorship_Contract.docx
+++ b/server/test_data/documents/03_Ticket_Sponsorship_Contract.docx
@@ -4,7 +4,69 @@
   <w:body>
     <w:p>
       <w:pPr>
-        <w:spacing w:after="100" w:before="200"/>
+        <w:spacing w:after="120" w:before="120"/>
+        <w:jc w:val="center"/>
+      </w:pPr>
+      <w:r>
+        <w:drawing>
+          <wp:inline distT="0" distB="0" distL="0" distR="0">
+            <wp:extent cx="1333500" cy="885825"/>
+            <wp:effectExtent t="0" r="0" b="0" l="0"/>
+            <wp:docPr id="4" name=""/>
+            <wp:cNvGraphicFramePr>
+              <a:graphicFrameLocks xmlns:a="http://schemas.openxmlformats.org/drawingml/2006/main" noChangeAspect="1"/>
+            </wp:cNvGraphicFramePr>
+            <a:graphic xmlns:a="http://schemas.openxmlformats.org/drawingml/2006/main">
+              <a:graphicData uri="http://schemas.openxmlformats.org/drawingml/2006/picture">
+                <pic:pic xmlns:pic="http://schemas.openxmlformats.org/drawingml/2006/picture">
+                  <pic:nvPicPr>
+                    <pic:cNvPr id="0" name="" descr=""/>
+                    <pic:cNvPicPr>
+                      <a:picLocks noChangeAspect="1" noChangeArrowheads="1"/>
+                    </pic:cNvPicPr>
+                  </pic:nvPicPr>
+                  <pic:blipFill>
+                    <a:blip r:embed="rId7" cstate="none"/>
+                    <a:srcRect/>
+                    <a:stretch>
+                      <a:fillRect/>
+                    </a:stretch>
+                  </pic:blipFill>
+                  <pic:spPr bwMode="auto">
+                    <a:xfrm>
+                      <a:off x="0" y="0"/>
+                      <a:ext cx="1333500" cy="885825"/>
+                    </a:xfrm>
+                    <a:prstGeom prst="rect">
+                      <a:avLst/>
+                    </a:prstGeom>
+                  </pic:spPr>
+                </pic:pic>
+              </a:graphicData>
+            </a:graphic>
+          </wp:inline>
+        </w:drawing>
+      </w:r>
+    </w:p>
+    <w:p>
+      <w:pPr>
+        <w:spacing w:after="60" w:before="100"/>
+        <w:jc w:val="center"/>
+      </w:pPr>
+      <w:r>
+        <w:rPr>
+          <w:b/>
+          <w:bCs/>
+          <w:color w:val="0B3486"/>
+          <w:sz w:val="28"/>
+          <w:szCs w:val="28"/>
+        </w:rPr>
+        <w:t xml:space="preserve">BLUE COLLAR RECRUITMENT PTY LIMITED</w:t>
+      </w:r>
+    </w:p>
+    <w:p>
+      <w:pPr>
+        <w:spacing w:after="60" w:before="0"/>
         <w:jc w:val="center"/>
       </w:pPr>
       <w:r>
@@ -12,42 +74,316 @@
           <w:b/>
           <w:bCs/>
           <w:color w:val="0F172A"/>
-          <w:sz w:val="28"/>
-          <w:szCs w:val="28"/>
-        </w:rPr>
-        <w:t xml:space="preserve">CERTHERO TRAINING &amp; ASSESSMENT SYSTEMS</w:t>
-      </w:r>
-    </w:p>
-    <w:p>
-      <w:pPr>
-        <w:spacing w:after="200" w:before="0"/>
+          <w:sz w:val="20"/>
+          <w:szCs w:val="20"/>
+        </w:rPr>
+        <w:t xml:space="preserve">FIFO EMPLOYMENT TICKETING, TRAINING &amp; VISA SPONSORSHIP CANDIDATE AGREEMENT</w:t>
+      </w:r>
+    </w:p>
+    <w:p>
+      <w:pPr>
+        <w:spacing w:after="140" w:before="0"/>
         <w:jc w:val="center"/>
+      </w:pPr>
+      <w:r>
+        <w:rPr>
+          <w:color w:val="64748B"/>
+          <w:sz w:val="16"/>
+          <w:szCs w:val="16"/>
+        </w:rPr>
+        <w:t xml:space="preserve">DOCUMENT REF: BCR-FIFO-2026-0810 | STRICTLY CONFIDENTIAL</w:t>
+      </w:r>
+    </w:p>
+    <w:p>
+      <w:pPr>
+        <w:spacing w:after="180" w:before="0"/>
+        <w:jc w:val="center"/>
+      </w:pPr>
+      <w:r>
+        <w:rPr>
+          <w:color w:val="64748B"/>
+          <w:sz w:val="16"/>
+          <w:szCs w:val="16"/>
+        </w:rPr>
+        <w:t xml:space="preserve">DATE OF INSTRUMENT: 27/10/2026</w:t>
+      </w:r>
+    </w:p>
+    <w:tbl>
+      <w:tblPr>
+        <w:tblW w:type="pct" w:w="5000"/>
+        <w:tblBorders>
+          <w:top w:val="single" w:color="auto" w:sz="4"/>
+          <w:left w:val="single" w:color="auto" w:sz="4"/>
+          <w:bottom w:val="single" w:color="auto" w:sz="4"/>
+          <w:right w:val="single" w:color="auto" w:sz="4"/>
+          <w:insideH w:val="single" w:color="auto" w:sz="4"/>
+          <w:insideV w:val="single" w:color="auto" w:sz="4"/>
+        </w:tblBorders>
+      </w:tblPr>
+      <w:tblGrid>
+        <w:gridCol w:w="9026"/>
+      </w:tblGrid>
+      <w:tr>
+        <w:tc>
+          <w:tcPr>
+            <w:tcBorders>
+              <w:top w:val="single" w:color="FDE68A" w:sz="4"/>
+              <w:left w:val="single" w:color="D97706" w:sz="20"/>
+              <w:bottom w:val="single" w:color="FDE68A" w:sz="4"/>
+              <w:right w:val="single" w:color="FDE68A" w:sz="4"/>
+            </w:tcBorders>
+            <w:shd w:fill="FEF3C7" w:val="clear"/>
+            <w:tcMar>
+              <w:top w:type="dxa" w:w="120"/>
+              <w:left w:type="dxa" w:w="160"/>
+              <w:bottom w:type="dxa" w:w="120"/>
+              <w:right w:type="dxa" w:w="160"/>
+            </w:tcMar>
+          </w:tcPr>
+          <w:p>
+            <w:r>
+              <w:rPr>
+                <w:b/>
+                <w:bCs/>
+                <w:color w:val="92400E"/>
+                <w:sz w:val="20"/>
+                <w:szCs w:val="20"/>
+              </w:rPr>
+              <w:t xml:space="preserve">DISCLAIMER : THIS IS NOT A CONTRACT OF EMPLOYMENT</w:t>
+            </w:r>
+          </w:p>
+          <w:p>
+            <w:pPr>
+              <w:spacing w:after="60" w:before="60"/>
+            </w:pPr>
+            <w:r>
+              <w:rPr>
+                <w:color w:val="78350F"/>
+                <w:sz w:val="19"/>
+                <w:szCs w:val="19"/>
+              </w:rPr>
+              <w:t xml:space="preserve">This is a Ticket Sponsorship &amp; Prerequisite Verification Agreement that binds all concerned parties in a covenant on the subject of training and hiring of the Candidate upon successful completion of training.</w:t>
+            </w:r>
+          </w:p>
+          <w:p>
+            <w:r>
+              <w:rPr>
+                <w:b/>
+                <w:bCs/>
+                <w:color w:val="92400E"/>
+                <w:sz w:val="19"/>
+                <w:szCs w:val="19"/>
+              </w:rPr>
+              <w:t xml:space="preserve">Candidates are not in any way paying to be hired. They are transferring a refundable deposit as a financial token of commitment to our accredited training partner. Blue Collar Recruitment Pty Ltd charges the employing company a fee for every successful hire, and will never ask the applicant to make any form of payment to be hired.</w:t>
+            </w:r>
+          </w:p>
+        </w:tc>
+      </w:tr>
+    </w:tbl>
+    <w:p>
+      <w:pPr>
+        <w:spacing w:after="160"/>
+      </w:pPr>
+    </w:p>
+    <w:p>
+      <w:pPr>
+        <w:pStyle w:val="Heading2"/>
+        <w:spacing w:after="80" w:before="140"/>
       </w:pPr>
       <w:r>
         <w:rPr>
           <w:b/>
           <w:bCs/>
-          <w:color w:val="EAA240"/>
+          <w:color w:val="0B3486"/>
+          <w:sz w:val="22"/>
+          <w:szCs w:val="22"/>
+        </w:rPr>
+        <w:t xml:space="preserve">1. PARTIES</w:t>
+      </w:r>
+    </w:p>
+    <w:p>
+      <w:r>
+        <w:rPr>
+          <w:b/>
+          <w:bCs/>
+        </w:rPr>
+        <w:t xml:space="preserve">THE COMPANY: </w:t>
+      </w:r>
+      <w:r>
+        <w:t xml:space="preserve">Blue Collar Recruitment Pty Limited (BC Recruit Pty Ltd) (ACN: 105 263 151 / ABN: 67 105 263 151), a licensed labor hire and recruitment enterprise duly incorporated under Australian law, Suite 213/35-37 Doody St, Alexandria, NSW 2015, Australia ("the Company").</w:t>
+      </w:r>
+    </w:p>
+    <w:p>
+      <w:pPr>
+        <w:spacing w:after="60" w:before="60"/>
+      </w:pPr>
+      <w:r>
+        <w:rPr>
+          <w:b/>
+          <w:bCs/>
+        </w:rPr>
+        <w:t xml:space="preserve">THE CANDIDATE: </w:t>
+      </w:r>
+      <w:r>
+        <w:t xml:space="preserve">Nnamdi Iroagba, applying for the trade nomination position of SITE ENGINEER  – FIFO (PERTH, WA) with host employer MACA LIMITED ("the Candidate").</w:t>
+      </w:r>
+    </w:p>
+    <w:p>
+      <w:r>
+        <w:rPr>
+          <w:b/>
+          <w:bCs/>
+        </w:rPr>
+        <w:t xml:space="preserve">THE TRAINING PARTNER: </w:t>
+      </w:r>
+      <w:r>
+        <w:t xml:space="preserve">CertHero (RTO Provider Code: 52418), an accredited Registered Training Organisation registered in Western Australia, delivering prerequisite mining competency tickets under the autonomous educational enrollment framework.</w:t>
+      </w:r>
+    </w:p>
+    <w:p>
+      <w:pPr>
+        <w:spacing w:after="140"/>
+      </w:pPr>
+    </w:p>
+    <w:p>
+      <w:pPr>
+        <w:pStyle w:val="Heading2"/>
+        <w:spacing w:after="80" w:before="140"/>
+      </w:pPr>
+      <w:r>
+        <w:rPr>
+          <w:b/>
+          <w:bCs/>
+          <w:color w:val="0B3486"/>
+          <w:sz w:val="22"/>
+          <w:szCs w:val="22"/>
+        </w:rPr>
+        <w:t xml:space="preserve">2. 100% SPONSORSHIP COVENANTS &amp; EMPLOYER COVERAGE</w:t>
+      </w:r>
+    </w:p>
+    <w:p>
+      <w:r>
+        <w:rPr>
           <w:sz w:val="20"/>
           <w:szCs w:val="20"/>
         </w:rPr>
-        <w:t xml:space="preserve">SPONSORED CANDIDATE COMPETENCY AGREEMENT</w:t>
+        <w:t xml:space="preserve">2.1 100% Ticket Fees Coverage: The Company and host employer (MACA LIMITED) covenant to directly fund and cover 100% of all gross commercial training and assessment fees charged by CertHero RTO for all required units of competency.</w:t>
+      </w:r>
+    </w:p>
+    <w:p>
+      <w:pPr>
+        <w:spacing w:after="60" w:before="60"/>
+      </w:pPr>
+      <w:r>
+        <w:rPr>
+          <w:sz w:val="20"/>
+          <w:szCs w:val="20"/>
+        </w:rPr>
+        <w:t xml:space="preserve">2.2 Statutory Visa Application Charges (VAC): The employer funds 100% of the statutory Subclass 482 Visa Application Charge in strict compliance with Regulation 2.87 of the Migration Regulations 1994 (Cth).</w:t>
+      </w:r>
+    </w:p>
+    <w:p>
+      <w:r>
+        <w:rPr>
+          <w:sz w:val="20"/>
+          <w:szCs w:val="20"/>
+        </w:rPr>
+        <w:t xml:space="preserve">2.3 Full Employer-Covered Commitments: The sponsoring employer directly covers:
+• Standard Business Sponsorship (SBS) and Employer Nomination processing fees;
+• Skilling Australians Fund (SAF) statutory levy ($2,400 AUD);
+• Trades Recognition Australia (TRA) skills assessment fees;
+• Pre-employment medical examinations, audio testing, and drug screening;
+• International one-way flight to Perth and 3 months paid mobilization accommodation ($15,000 corporate allowance).</w:t>
       </w:r>
     </w:p>
     <w:p>
       <w:pPr>
         <w:spacing w:after="140"/>
+      </w:pPr>
+    </w:p>
+    <w:p>
+      <w:pPr>
+        <w:pStyle w:val="Heading2"/>
+        <w:spacing w:after="80" w:before="140"/>
       </w:pPr>
       <w:r>
         <w:rPr>
           <w:b/>
           <w:bCs/>
-          <w:i/>
-          <w:iCs/>
-          <w:color w:val="92400E"/>
-        </w:rPr>
-        <w:t xml:space="preserve">IMPORTANT CLARIFICATION NOTICE: This agreement is a Ticket Sponsorship &amp; Prerequisite Verification Agreement. It is NOT a binding employment contract. Its purpose is to verify prerequisite competency tickets required by Australian mining regulators prior to formal job placement.</w:t>
-      </w:r>
+          <w:color w:val="0B3486"/>
+          <w:sz w:val="22"/>
+          <w:szCs w:val="22"/>
+        </w:rPr>
+        <w:t xml:space="preserve">3. CANDIDATE COMMITMENT DEPOSIT &amp; 100% REFUND GUARANTEE</w:t>
+      </w:r>
+    </w:p>
+    <w:p>
+      <w:r>
+        <w:rPr>
+          <w:sz w:val="20"/>
+          <w:szCs w:val="20"/>
+        </w:rPr>
+        <w:t xml:space="preserve">3.1 Commitment Security Deposit: Prior to course portal unlocking, the Candidate transfers a commitment security deposit of $720.00 AUD. This deposit serves as mutual commercial assurance of earnest intent to complete the training pathway.</w:t>
+      </w:r>
+    </w:p>
+    <w:p>
+      <w:pPr>
+        <w:spacing w:after="60" w:before="60"/>
+      </w:pPr>
+      <w:r>
+        <w:rPr>
+          <w:sz w:val="20"/>
+          <w:szCs w:val="20"/>
+        </w:rPr>
+        <w:t xml:space="preserve">3.2 Partial Payment Option: Candidates may elect to make a partial payment of 50%+ of the deposit amount ($360+ AUD), permitting initial course access and completion of up to three (3) ticket examinations, with full balance settlement required prior to subsequent modules.</w:t>
+      </w:r>
+    </w:p>
+    <w:p>
+      <w:r>
+        <w:rPr>
+          <w:b/>
+          <w:bCs/>
+          <w:color w:val="15803D"/>
+          <w:sz w:val="20"/>
+          <w:szCs w:val="20"/>
+        </w:rPr>
+        <w:t xml:space="preserve">3.3 100% Refund Guarantee: Under the Blue Collar Recruitment Partner Guarantee, one hundred percent (100%) of the Candidate's commitment deposit ($720.00 AUD) is reimbursed upon ticket completion and site placement. Furthermore, if Blue Collar fails to secure candidate placement with the host employer, 100% of the deposit is refunded in full.</w:t>
+      </w:r>
+    </w:p>
+    <w:p>
+      <w:pPr>
+        <w:spacing w:after="160"/>
+      </w:pPr>
+    </w:p>
+    <w:p>
+      <w:pPr>
+        <w:pStyle w:val="Heading2"/>
+        <w:spacing w:after="80" w:before="140"/>
+      </w:pPr>
+      <w:r>
+        <w:rPr>
+          <w:b/>
+          <w:bCs/>
+          <w:color w:val="0B3486"/>
+          <w:sz w:val="22"/>
+          <w:szCs w:val="22"/>
+        </w:rPr>
+        <w:t xml:space="preserve">4. CONTRACTUAL EXECUTION &amp; SIGNATURES</w:t>
+      </w:r>
+    </w:p>
+    <w:p>
+      <w:r>
+        <w:rPr>
+          <w:sz w:val="20"/>
+          <w:szCs w:val="20"/>
+        </w:rPr>
+        <w:t xml:space="preserve">IN WITNESS WHEREOF, the Parties hereto cause this Candidate Agreement to be duly executed, creating a reciprocal legal instrument effective as of the date written above.</w:t>
+      </w:r>
+    </w:p>
+    <w:p>
+      <w:pPr>
+        <w:spacing w:after="80" w:before="200"/>
+      </w:pPr>
     </w:p>
     <w:tbl>
       <w:tblPr>
@@ -73,87 +409,22 @@
                 <w:b/>
                 <w:bCs/>
               </w:rPr>
-              <w:t xml:space="preserve">Candidate Name</w:t>
+              <w:t xml:space="preserve">For Blue Collar Recruitment Pty Limited:</w:t>
             </w:r>
           </w:p>
-        </w:tc>
-        <w:tc>
+          <w:p>
+            <w:pPr>
+              <w:spacing w:before="140"/>
+            </w:pPr>
+            <w:r>
+              <w:t xml:space="preserve">_______________________________</w:t>
+            </w:r>
+          </w:p>
           <w:p>
             <w:r>
-              <w:t xml:space="preserve">Nnamdi Iroagba</w:t>
-            </w:r>
-          </w:p>
-        </w:tc>
-      </w:tr>
-      <w:tr>
-        <w:tc>
-          <w:p>
-            <w:r>
-              <w:rPr>
-                <w:b/>
-                <w:bCs/>
-              </w:rPr>
-              <w:t xml:space="preserve">Target FIFO Role</w:t>
-            </w:r>
-          </w:p>
-        </w:tc>
-        <w:tc>
-          <w:p>
-            <w:r>
-              <w:t xml:space="preserve">SITE ENGINEER  – FIFO (PERTH, WA)</w:t>
-            </w:r>
-          </w:p>
-        </w:tc>
-      </w:tr>
-      <w:tr>
-        <w:tc>
-          <w:p>
-            <w:r>
-              <w:rPr>
-                <w:b/>
-                <w:bCs/>
-              </w:rPr>
-              <w:t xml:space="preserve">Host Employer Partner</w:t>
-            </w:r>
-          </w:p>
-        </w:tc>
-        <w:tc>
-          <w:p>
-            <w:r>
-              <w:t xml:space="preserve">MACA LIMITED</w:t>
-            </w:r>
-          </w:p>
-        </w:tc>
-      </w:tr>
-      <w:tr>
-        <w:tc>
-          <w:p>
-            <w:r>
-              <w:rPr>
-                <w:b/>
-                <w:bCs/>
-              </w:rPr>
-              <w:t xml:space="preserve">Approved Training Subsidy Rate</w:t>
-            </w:r>
-          </w:p>
-        </w:tc>
-        <w:tc>
-          <w:p>
-            <w:r>
-              <w:t xml:space="preserve">70% Sponsoring Contribution</w:t>
-            </w:r>
-          </w:p>
-        </w:tc>
-      </w:tr>
-      <w:tr>
-        <w:tc>
-          <w:p>
-            <w:r>
-              <w:rPr>
-                <w:b/>
-                <w:bCs/>
-              </w:rPr>
-              <w:t xml:space="preserve">Candidate Contribution (AUD)</w:t>
+              <w:t xml:space="preserve">Name: Troy Latuff
+Title: Chief Executive Officer
+BC Recruit Pty Ltd</w:t>
             </w:r>
           </w:p>
         </w:tc>
@@ -163,164 +434,23 @@
               <w:rPr>
                 <w:b/>
                 <w:bCs/>
-                <w:color w:val="15803D"/>
               </w:rPr>
-              <w:t xml:space="preserve">$720.00 AUD (100% Refundable upon Deployment)</w:t>
+              <w:t xml:space="preserve">For Candidate (Nnamdi Iroagba):</w:t>
             </w:r>
           </w:p>
-        </w:tc>
-      </w:tr>
-    </w:tbl>
-    <w:p>
-      <w:pPr>
-        <w:spacing w:after="180"/>
-      </w:pPr>
-    </w:p>
-    <w:p>
-      <w:pPr>
-        <w:pStyle w:val="Heading2"/>
-        <w:spacing w:after="80" w:before="140"/>
-      </w:pPr>
-      <w:r>
-        <w:rPr>
-          <w:b/>
-          <w:bCs/>
-          <w:color w:val="0F172A"/>
-          <w:sz w:val="22"/>
-          <w:szCs w:val="22"/>
-        </w:rPr>
-        <w:t xml:space="preserve">100% REFUND POLICY &amp; EMPLOYER-COVERED COMMITMENTS</w:t>
-      </w:r>
-    </w:p>
-    <w:p>
-      <w:r>
-        <w:rPr>
-          <w:sz w:val="20"/>
-          <w:szCs w:val="20"/>
-        </w:rPr>
-        <w:t xml:space="preserve">1. Refunder &amp; Refund Guarantee: Under the Blue Collar Partner Guarantee, 100% of the candidate contribution ($720 AUD) is reimbursed by the employer upon completion of tickets and deployment to site.</w:t>
-      </w:r>
-    </w:p>
-    <w:p>
-      <w:r>
-        <w:rPr>
-          <w:b/>
-          <w:bCs/>
-          <w:sz w:val="20"/>
-          <w:szCs w:val="20"/>
-        </w:rPr>
-        <w:t xml:space="preserve">2. Employer Covered Commitments in Employment Contract: MACA LIMITED directly funds and covers:</w:t>
-      </w:r>
-    </w:p>
-    <w:p>
-      <w:pPr>
-        <w:pStyle w:val="ListParagraph"/>
-        <w:numPr>
-          <w:ilvl w:val="0"/>
-          <w:numId w:val="1"/>
-        </w:numPr>
-      </w:pPr>
-      <w:r>
-        <w:t xml:space="preserve">Skills assessment fees with Trades Recognition Australia (TRA).</w:t>
-      </w:r>
-    </w:p>
-    <w:p>
-      <w:pPr>
-        <w:pStyle w:val="ListParagraph"/>
-        <w:numPr>
-          <w:ilvl w:val="0"/>
-          <w:numId w:val="1"/>
-        </w:numPr>
-      </w:pPr>
-      <w:r>
-        <w:t xml:space="preserve">Pre-employment medicals and health examinations.</w:t>
-      </w:r>
-    </w:p>
-    <w:p>
-      <w:pPr>
-        <w:pStyle w:val="ListParagraph"/>
-        <w:numPr>
-          <w:ilvl w:val="0"/>
-          <w:numId w:val="1"/>
-        </w:numPr>
-      </w:pPr>
-      <w:r>
-        <w:t xml:space="preserve">Subclass 482 visa nomination fees and Department processing charges.</w:t>
-      </w:r>
-    </w:p>
-    <w:p>
-      <w:pPr>
-        <w:pStyle w:val="ListParagraph"/>
-        <w:numPr>
-          <w:ilvl w:val="0"/>
-          <w:numId w:val="1"/>
-        </w:numPr>
-      </w:pPr>
-      <w:r>
-        <w:t xml:space="preserve">One-way international air travel to Perth, Western Australia.</w:t>
-      </w:r>
-    </w:p>
-    <w:p>
-      <w:pPr>
-        <w:pStyle w:val="ListParagraph"/>
-        <w:numPr>
-          <w:ilvl w:val="0"/>
-          <w:numId w:val="1"/>
-        </w:numPr>
-      </w:pPr>
-      <w:r>
-        <w:t xml:space="preserve">Off-site transitional housing (up to 3 months) and free en-suite camp accommodation on site.</w:t>
-      </w:r>
-    </w:p>
-    <w:p>
-      <w:pPr>
-        <w:spacing w:after="100" w:before="240"/>
-      </w:pPr>
-    </w:p>
-    <w:tbl>
-      <w:tblPr>
-        <w:tblW w:type="pct" w:w="5000"/>
-        <w:tblBorders>
-          <w:top w:val="single" w:color="auto" w:sz="4"/>
-          <w:left w:val="single" w:color="auto" w:sz="4"/>
-          <w:bottom w:val="single" w:color="auto" w:sz="4"/>
-          <w:right w:val="single" w:color="auto" w:sz="4"/>
-          <w:insideH w:val="single" w:color="auto" w:sz="4"/>
-          <w:insideV w:val="single" w:color="auto" w:sz="4"/>
-        </w:tblBorders>
-      </w:tblPr>
-      <w:tblGrid>
-        <w:gridCol w:w="4513"/>
-        <w:gridCol w:w="4513"/>
-      </w:tblGrid>
-      <w:tr>
-        <w:tc>
           <w:p>
+            <w:pPr>
+              <w:spacing w:before="140"/>
+            </w:pPr>
             <w:r>
               <w:t xml:space="preserve">_______________________________</w:t>
             </w:r>
-            <w:r>
-              <w:rPr>
-                <w:b/>
-                <w:bCs/>
-              </w:rPr>
-              <w:t xml:space="preserve">
-Authorized CertHero Officer</w:t>
-            </w:r>
           </w:p>
-        </w:tc>
-        <w:tc>
           <w:p>
             <w:r>
-              <w:t xml:space="preserve">_______________________________</w:t>
-            </w:r>
-            <w:r>
-              <w:rPr>
-                <w:b/>
-                <w:bCs/>
-              </w:rPr>
-              <w:t xml:space="preserve">
-Candidate Acknowledgment Signature</w:t>
+              <w:t xml:space="preserve">Name: Nnamdi Iroagba
+Title: Applicant / Candidate
+Date: ________________________</w:t>
             </w:r>
           </w:p>
         </w:tc>
